--- a/pr-preview/pr-361/bootstrap-handout-tracked-changes.docx
+++ b/pr-preview/pr-361/bootstrap-handout-tracked-changes.docx
@@ -16,7 +16,7 @@
       </w:pPr>
       <w:del w:id="1" w:author="PR Preview" w:date="2026-01-01T00:00:00Z">
         <w:r>
-          <w:delText xml:space="preserve">Last modified: 2026-10-19 00:31:45 (PDT)</w:delText>
+          <w:delText xml:space="preserve">Last modified: 2026-10-19 09:39:54 (PDT)</w:delText>
         </w:r>
       </w:del>
     </w:p>
@@ -26,7 +26,7 @@
       </w:pPr>
       <w:ins w:id="2" w:author="PR Preview" w:date="2026-01-01T00:00:00Z">
         <w:r>
-          <w:t xml:space="preserve">Last modified: 2026-10-19 00:33:21 (PDT)</w:t>
+          <w:t xml:space="preserve">Last modified: 2026-10-19 09:40:53 (PDT)</w:t>
         </w:r>
       </w:ins>
     </w:p>
@@ -412,7 +412,7 @@
       </w:r>
     </w:p>
     <w:bookmarkEnd w:id="12"/>
-    <w:bookmarkStart w:id="49" w:name="sec-bootstrap-ci"/>
+    <w:bookmarkStart w:id="51" w:name="sec-bootstrap-ci"/>
     <w:p>
       <w:pPr>
         <w:pStyle w:val="Heading2"/>
@@ -543,7 +543,7 @@
       </w:r>
     </w:p>
     <w:bookmarkEnd w:id="13"/>
-    <w:bookmarkStart w:id="26" w:name="sec-bootstrap-procedure"/>
+    <w:bookmarkStart w:id="28" w:name="sec-bootstrap-procedure"/>
     <w:p>
       <w:pPr>
         <w:pStyle w:val="Heading3"/>
@@ -552,7 +552,7 @@
         <w:t xml:space="preserve">2.2 The bootstrap procedure</w:t>
       </w:r>
     </w:p>
-    <w:bookmarkStart w:id="14" w:name="def-bootstrap-sample"/>
+    <w:bookmarkStart w:id="15" w:name="def-bootstrap-sample"/>
     <w:p>
       <w:pPr>
         <w:pStyle w:val="FirstParagraph"/>
@@ -749,8 +749,19 @@
         <w:t xml:space="preserve"> </w:t>
       </w:r>
       <w:r>
-        <w:t xml:space="preserve">with probability</w:t>
-      </w:r>
+        <w:t xml:space="preserve">with</w:t>
+      </w:r>
+      <w:r>
+        <w:t xml:space="preserve"> </w:t>
+      </w:r>
+      <w:hyperlink r:id="rId14">
+        <w:r>
+          <w:rPr>
+            <w:rStyle w:val="Hyperlink"/>
+          </w:rPr>
+          <w:t xml:space="preserve">probability</w:t>
+        </w:r>
+      </w:hyperlink>
       <w:r>
         <w:t xml:space="preserve"> </w:t>
       </w:r>
@@ -768,12 +779,6 @@
           <m:t>n</m:t>
         </m:r>
       </m:oMath>
-      <w:r>
-        <w:t xml:space="preserve"> </w:t>
-      </w:r>
-      <w:r>
-        <w:t xml:space="preserve">[4]</w:t>
-      </w:r>
       <w:r>
         <w:t xml:space="preserve">.</w:t>
       </w:r>
@@ -795,8 +800,8 @@
         <w:t xml:space="preserve">.</w:t>
       </w:r>
     </w:p>
-    <w:bookmarkEnd w:id="14"/>
-    <w:bookmarkStart w:id="15" w:name="rem-bootstrap-sample-repeats"/>
+    <w:bookmarkEnd w:id="15"/>
+    <w:bookmarkStart w:id="16" w:name="rem-bootstrap-sample-repeats"/>
     <w:p>
       <w:pPr>
         <w:pStyle w:val="BodyText"/>
@@ -894,8 +899,8 @@
         <w:t xml:space="preserve">.</w:t>
       </w:r>
     </w:p>
-    <w:bookmarkEnd w:id="15"/>
-    <w:bookmarkStart w:id="16" w:name="exm-bootstrap-sample-toy"/>
+    <w:bookmarkEnd w:id="16"/>
+    <w:bookmarkStart w:id="17" w:name="exm-bootstrap-sample-toy"/>
     <w:p>
       <w:pPr>
         <w:pStyle w:val="BodyText"/>
@@ -1233,8 +1238,8 @@
         <w:t xml:space="preserve">and others do not appear at all.</w:t>
       </w:r>
     </w:p>
-    <w:bookmarkEnd w:id="16"/>
-    <w:bookmarkStart w:id="17" w:name="def-bootstrap-distribution"/>
+    <w:bookmarkEnd w:id="17"/>
+    <w:bookmarkStart w:id="19" w:name="def-bootstrap-distribution"/>
     <w:p>
       <w:pPr>
         <w:pStyle w:val="BodyText"/>
@@ -1440,7 +1445,24 @@
         <w:t xml:space="preserve"> </w:t>
       </w:r>
       <w:r>
-        <w:t xml:space="preserve">is the empirical distribution of</w:t>
+        <w:t xml:space="preserve">is the</w:t>
+      </w:r>
+      <w:r>
+        <w:t xml:space="preserve"> </w:t>
+      </w:r>
+      <w:hyperlink r:id="rId18">
+        <w:r>
+          <w:rPr>
+            <w:rStyle w:val="Hyperlink"/>
+          </w:rPr>
+          <w:t xml:space="preserve">empirical distribution</w:t>
+        </w:r>
+      </w:hyperlink>
+      <w:r>
+        <w:t xml:space="preserve"> </w:t>
+      </w:r>
+      <w:r>
+        <w:t xml:space="preserve">of</w:t>
       </w:r>
       <w:r>
         <w:t xml:space="preserve"> </w:t>
@@ -1520,12 +1542,6 @@
         </m:sSubSup>
       </m:oMath>
       <w:r>
-        <w:t xml:space="preserve"> </w:t>
-      </w:r>
-      <w:r>
-        <w:t xml:space="preserve">[5]</w:t>
-      </w:r>
-      <w:r>
         <w:t xml:space="preserve">.</w:t>
       </w:r>
     </w:p>
@@ -1546,8 +1562,8 @@
         <w:t xml:space="preserve">.</w:t>
       </w:r>
     </w:p>
-    <w:bookmarkEnd w:id="17"/>
-    <w:bookmarkStart w:id="18" w:name="rem-bootstrap-distribution-role"/>
+    <w:bookmarkEnd w:id="19"/>
+    <w:bookmarkStart w:id="20" w:name="rem-bootstrap-distribution-role"/>
     <w:p>
       <w:pPr>
         <w:pStyle w:val="BodyText"/>
@@ -1619,8 +1635,8 @@
         <w:t xml:space="preserve">from the population.</w:t>
       </w:r>
     </w:p>
-    <w:bookmarkEnd w:id="18"/>
-    <w:bookmarkStart w:id="20" w:name="def-bootstrap-se"/>
+    <w:bookmarkEnd w:id="20"/>
+    <w:bookmarkStart w:id="22" w:name="def-bootstrap-se"/>
     <w:p>
       <w:pPr>
         <w:pStyle w:val="BodyText"/>
@@ -1811,16 +1827,7 @@
         </w:r>
       </w:hyperlink>
       <w:r>
-        <w:t xml:space="preserve">)</w:t>
-      </w:r>
-      <w:r>
-        <w:t xml:space="preserve"> </w:t>
-      </w:r>
-      <w:r>
-        <w:t xml:space="preserve">[6]</w:t>
-      </w:r>
-      <w:r>
-        <w:t xml:space="preserve">.</w:t>
+        <w:t xml:space="preserve">).</w:t>
       </w:r>
       <w:r>
         <w:t xml:space="preserve"> </w:t>
@@ -1831,7 +1838,7 @@
       <w:r>
         <w:t xml:space="preserve"> </w:t>
       </w:r>
-      <w:hyperlink r:id="rId19">
+      <w:hyperlink r:id="rId21">
         <w:r>
           <w:rPr>
             <w:rStyle w:val="Hyperlink"/>
@@ -1881,8 +1888,8 @@
         <w:t xml:space="preserve">.</w:t>
       </w:r>
     </w:p>
-    <w:bookmarkEnd w:id="20"/>
-    <w:bookmarkStart w:id="25" w:name="exm-bootstrap-distribution-toy"/>
+    <w:bookmarkEnd w:id="22"/>
+    <w:bookmarkStart w:id="27" w:name="exm-bootstrap-distribution-toy"/>
     <w:p>
       <w:pPr>
         <w:pStyle w:val="BodyText"/>
@@ -2834,7 +2841,7 @@
       <w:tr>
         <w:tc>
           <w:tcPr/>
-          <w:bookmarkStart w:id="24" w:name="fig-boot-dist-toy"/>
+          <w:bookmarkStart w:id="26" w:name="fig-boot-dist-toy"/>
           <w:p>
             <w:pPr>
               <w:pStyle w:val="SourceCode"/>
@@ -3207,18 +3214,18 @@
                 <wp:inline>
                   <wp:extent cx="4620126" cy="3696101"/>
                   <wp:effectExtent b="0" l="0" r="0" t="0"/>
-                  <wp:docPr descr="" title="" id="22" name="Picture"/>
+                  <wp:docPr descr="" title="" id="24" name="Picture"/>
                   <a:graphic>
                     <a:graphicData uri="http://schemas.openxmlformats.org/drawingml/2006/picture">
                       <pic:pic>
                         <pic:nvPicPr>
-                          <pic:cNvPr descr="bootstrap_files/figure-docx/unnamed-chunk-3-1.png" id="23" name="Picture"/>
+                          <pic:cNvPr descr="bootstrap_files/figure-docx/unnamed-chunk-3-1.png" id="25" name="Picture"/>
                           <pic:cNvPicPr>
                             <a:picLocks noChangeArrowheads="1" noChangeAspect="1"/>
                           </pic:cNvPicPr>
                         </pic:nvPicPr>
                         <pic:blipFill>
-                          <a:blip r:embed="rId21"/>
+                          <a:blip r:embed="rId23"/>
                           <a:stretch>
                             <a:fillRect/>
                           </a:stretch>
@@ -3296,11 +3303,11 @@
               <w:t xml:space="preserve">The red line marks the observed sample mean.</w:t>
             </w:r>
           </w:p>
-          <w:bookmarkEnd w:id="24"/>
+          <w:bookmarkEnd w:id="26"/>
         </w:tc>
       </w:tr>
     </w:tbl>
-    <w:bookmarkEnd w:id="25"/>
+    <w:bookmarkEnd w:id="27"/>
     <w:p>
       <w:pPr>
         <w:pStyle w:val="Compact"/>
@@ -3373,8 +3380,8 @@
         <w:t xml:space="preserve">covers conditional inference, unconditional inference and the bootstrap.</w:t>
       </w:r>
     </w:p>
-    <w:bookmarkEnd w:id="26"/>
-    <w:bookmarkStart w:id="44" w:name="sec-bootstrap-methods"/>
+    <w:bookmarkEnd w:id="28"/>
+    <w:bookmarkStart w:id="46" w:name="sec-bootstrap-methods"/>
     <w:p>
       <w:pPr>
         <w:pStyle w:val="Heading3"/>
@@ -3466,7 +3473,7 @@
       <w:r>
         <w:t xml:space="preserve"> </w:t>
       </w:r>
-      <w:hyperlink r:id="rId27">
+      <w:hyperlink r:id="rId29">
         <w:r>
           <w:rPr>
             <w:rStyle w:val="Hyperlink"/>
@@ -3544,7 +3551,7 @@
         <w:t xml:space="preserve">is its CDF.</w:t>
       </w:r>
     </w:p>
-    <w:bookmarkStart w:id="31" w:name="sec-bootstrap-normal"/>
+    <w:bookmarkStart w:id="33" w:name="sec-bootstrap-normal"/>
     <w:p>
       <w:pPr>
         <w:pStyle w:val="Heading4"/>
@@ -3553,7 +3560,7 @@
         <w:t xml:space="preserve">2.3.1 Normal approximation</w:t>
       </w:r>
     </w:p>
-    <w:bookmarkStart w:id="28" w:name="def-bootstrap-ci-normal"/>
+    <w:bookmarkStart w:id="30" w:name="def-bootstrap-ci-normal"/>
     <w:p>
       <w:pPr>
         <w:pStyle w:val="FirstParagraph"/>
@@ -3745,8 +3752,8 @@
         <w:t xml:space="preserve">).</w:t>
       </w:r>
     </w:p>
-    <w:bookmarkEnd w:id="28"/>
-    <w:bookmarkStart w:id="29" w:name="rem-bootstrap-ci-normal-assumptions"/>
+    <w:bookmarkEnd w:id="30"/>
+    <w:bookmarkStart w:id="31" w:name="rem-bootstrap-ci-normal-assumptions"/>
     <w:p>
       <w:pPr>
         <w:pStyle w:val="BodyText"/>
@@ -3847,8 +3854,8 @@
         <w:t xml:space="preserve">.</w:t>
       </w:r>
     </w:p>
-    <w:bookmarkEnd w:id="29"/>
-    <w:bookmarkStart w:id="30" w:name="exm-bootstrap-normal-toy"/>
+    <w:bookmarkEnd w:id="31"/>
+    <w:bookmarkStart w:id="32" w:name="exm-bootstrap-normal-toy"/>
     <w:p>
       <w:pPr>
         <w:pStyle w:val="BodyText"/>
@@ -4080,9 +4087,9 @@
         <w:t xml:space="preserve">#&gt;  96.9795 110.6205</w:t>
       </w:r>
     </w:p>
-    <w:bookmarkEnd w:id="30"/>
-    <w:bookmarkEnd w:id="31"/>
-    <w:bookmarkStart w:id="35" w:name="sec-bootstrap-percentile"/>
+    <w:bookmarkEnd w:id="32"/>
+    <w:bookmarkEnd w:id="33"/>
+    <w:bookmarkStart w:id="37" w:name="sec-bootstrap-percentile"/>
     <w:p>
       <w:pPr>
         <w:pStyle w:val="Heading4"/>
@@ -4091,7 +4098,7 @@
         <w:t xml:space="preserve">2.3.2 Percentile method</w:t>
       </w:r>
     </w:p>
-    <w:bookmarkStart w:id="32" w:name="def-bootstrap-ci-percentile"/>
+    <w:bookmarkStart w:id="34" w:name="def-bootstrap-ci-percentile"/>
     <w:p>
       <w:pPr>
         <w:pStyle w:val="FirstParagraph"/>
@@ -4284,16 +4291,7 @@
         </w:r>
       </w:hyperlink>
       <w:r>
-        <w:t xml:space="preserve">)</w:t>
-      </w:r>
-      <w:r>
-        <w:t xml:space="preserve"> </w:t>
-      </w:r>
-      <w:r>
-        <w:t xml:space="preserve">[10]</w:t>
-      </w:r>
-      <w:r>
-        <w:t xml:space="preserve">.</w:t>
+        <w:t xml:space="preserve">).</w:t>
       </w:r>
     </w:p>
     <w:p>
@@ -4313,8 +4311,8 @@
         <w:t xml:space="preserve">.</w:t>
       </w:r>
     </w:p>
-    <w:bookmarkEnd w:id="32"/>
-    <w:bookmarkStart w:id="33" w:name="rem-bootstrap-replicates"/>
+    <w:bookmarkEnd w:id="34"/>
+    <w:bookmarkStart w:id="35" w:name="rem-bootstrap-replicates"/>
     <w:p>
       <w:pPr>
         <w:pStyle w:val="BodyText"/>
@@ -4410,8 +4408,8 @@
         <w:t xml:space="preserve">is a common choice.</w:t>
       </w:r>
     </w:p>
-    <w:bookmarkEnd w:id="33"/>
-    <w:bookmarkStart w:id="34" w:name="exm-bootstrap-percentile-toy"/>
+    <w:bookmarkEnd w:id="35"/>
+    <w:bookmarkStart w:id="36" w:name="exm-bootstrap-percentile-toy"/>
     <w:p>
       <w:pPr>
         <w:pStyle w:val="BodyText"/>
@@ -4538,9 +4536,9 @@
         <w:t xml:space="preserve">#&gt;  96.5 110.4</w:t>
       </w:r>
     </w:p>
-    <w:bookmarkEnd w:id="34"/>
-    <w:bookmarkEnd w:id="35"/>
-    <w:bookmarkStart w:id="43" w:name="sec-bootstrap-bca"/>
+    <w:bookmarkEnd w:id="36"/>
+    <w:bookmarkEnd w:id="37"/>
+    <w:bookmarkStart w:id="45" w:name="sec-bootstrap-bca"/>
     <w:p>
       <w:pPr>
         <w:pStyle w:val="Heading4"/>
@@ -4549,7 +4547,7 @@
         <w:t xml:space="preserve">2.3.3 Bias-corrected and accelerated method</w:t>
       </w:r>
     </w:p>
-    <w:bookmarkStart w:id="36" w:name="def-bca-bias-correction"/>
+    <w:bookmarkStart w:id="38" w:name="def-bca-bias-correction"/>
     <w:p>
       <w:pPr>
         <w:pStyle w:val="FirstParagraph"/>
@@ -4895,8 +4893,8 @@
         <w:t xml:space="preserve">is the standard Gaussian CDF.</w:t>
       </w:r>
     </w:p>
-    <w:bookmarkEnd w:id="36"/>
-    <w:bookmarkStart w:id="37" w:name="exm-bca-bias-correction"/>
+    <w:bookmarkEnd w:id="38"/>
+    <w:bookmarkStart w:id="39" w:name="exm-bca-bias-correction"/>
     <w:p>
       <w:pPr>
         <w:pStyle w:val="BodyText"/>
@@ -5161,8 +5159,8 @@
         </m:oMath>
       </m:oMathPara>
     </w:p>
-    <w:bookmarkEnd w:id="37"/>
-    <w:bookmarkStart w:id="38" w:name="def-bca-acceleration"/>
+    <w:bookmarkEnd w:id="39"/>
+    <w:bookmarkStart w:id="40" w:name="def-bca-acceleration"/>
     <w:p>
       <w:pPr>
         <w:pStyle w:val="FirstParagraph"/>
@@ -5741,8 +5739,8 @@
         </m:oMath>
       </m:oMathPara>
     </w:p>
-    <w:bookmarkEnd w:id="38"/>
-    <w:bookmarkStart w:id="39" w:name="exm-bca-acceleration"/>
+    <w:bookmarkEnd w:id="40"/>
+    <w:bookmarkStart w:id="41" w:name="exm-bca-acceleration"/>
     <w:p>
       <w:pPr>
         <w:pStyle w:val="FirstParagraph"/>
@@ -6043,8 +6041,8 @@
         </m:oMath>
       </m:oMathPara>
     </w:p>
-    <w:bookmarkEnd w:id="39"/>
-    <w:bookmarkStart w:id="40" w:name="def-bootstrap-ci-bca"/>
+    <w:bookmarkEnd w:id="41"/>
+    <w:bookmarkStart w:id="42" w:name="def-bootstrap-ci-bca"/>
     <w:p>
       <w:pPr>
         <w:pStyle w:val="FirstParagraph"/>
@@ -6539,8 +6537,8 @@
         <w:t xml:space="preserve">.</w:t>
       </w:r>
     </w:p>
-    <w:bookmarkEnd w:id="40"/>
-    <w:bookmarkStart w:id="41" w:name="rem-bca-interval-correction"/>
+    <w:bookmarkEnd w:id="42"/>
+    <w:bookmarkStart w:id="43" w:name="rem-bca-interval-correction"/>
     <w:p>
       <w:pPr>
         <w:pStyle w:val="BodyText"/>
@@ -6767,8 +6765,8 @@
         <w:t xml:space="preserve">to correct for both.</w:t>
       </w:r>
     </w:p>
-    <w:bookmarkEnd w:id="41"/>
-    <w:bookmarkStart w:id="42" w:name="exm-bootstrap-bca-toy"/>
+    <w:bookmarkEnd w:id="43"/>
+    <w:bookmarkStart w:id="44" w:name="exm-bootstrap-bca-toy"/>
     <w:p>
       <w:pPr>
         <w:pStyle w:val="BodyText"/>
@@ -7622,10 +7620,10 @@
         <w:t xml:space="preserve">.</w:t>
       </w:r>
     </w:p>
-    <w:bookmarkEnd w:id="42"/>
-    <w:bookmarkEnd w:id="43"/>
     <w:bookmarkEnd w:id="44"/>
-    <w:bookmarkStart w:id="45" w:name="sec-bootstrap-R"/>
+    <w:bookmarkEnd w:id="45"/>
+    <w:bookmarkEnd w:id="46"/>
+    <w:bookmarkStart w:id="47" w:name="sec-bootstrap-R"/>
     <w:p>
       <w:pPr>
         <w:pStyle w:val="Heading3"/>
@@ -7950,8 +7948,8 @@
         <w:t xml:space="preserve">.</w:t>
       </w:r>
     </w:p>
-    <w:bookmarkEnd w:id="45"/>
-    <w:bookmarkStart w:id="48" w:name="sec-bootstrap-hers"/>
+    <w:bookmarkEnd w:id="47"/>
+    <w:bookmarkStart w:id="50" w:name="sec-bootstrap-hers"/>
     <w:p>
       <w:pPr>
         <w:pStyle w:val="Heading3"/>
@@ -7960,7 +7958,7 @@
         <w:t xml:space="preserve">2.5 Example: slope of SBP on age in HERS</w:t>
       </w:r>
     </w:p>
-    <w:bookmarkStart w:id="47" w:name="exm-hers-bootstrap"/>
+    <w:bookmarkStart w:id="49" w:name="exm-hers-bootstrap"/>
     <w:p>
       <w:pPr>
         <w:pStyle w:val="FirstParagraph"/>
@@ -8005,7 +8003,7 @@
       <w:r>
         <w:t xml:space="preserve"> </w:t>
       </w:r>
-      <w:hyperlink r:id="rId46">
+      <w:hyperlink r:id="rId48">
         <w:r>
           <w:rPr>
             <w:rStyle w:val="Hyperlink"/>
@@ -9084,10 +9082,10 @@
         <w:t xml:space="preserve">.</w:t>
       </w:r>
     </w:p>
-    <w:bookmarkEnd w:id="47"/>
-    <w:bookmarkEnd w:id="48"/>
     <w:bookmarkEnd w:id="49"/>
-    <w:bookmarkStart w:id="71" w:name="references"/>
+    <w:bookmarkEnd w:id="50"/>
+    <w:bookmarkEnd w:id="51"/>
+    <w:bookmarkStart w:id="73" w:name="references"/>
     <w:p>
       <w:pPr>
         <w:pStyle w:val="Heading2"/>
@@ -9096,8 +9094,8 @@
         <w:t xml:space="preserve">References</w:t>
       </w:r>
     </w:p>
-    <w:bookmarkStart w:id="70" w:name="refs"/>
-    <w:bookmarkStart w:id="51" w:name="ref-vittinghoff2e"/>
+    <w:bookmarkStart w:id="72" w:name="refs"/>
+    <w:bookmarkStart w:id="53" w:name="ref-vittinghoff2e"/>
     <w:p>
       <w:pPr>
         <w:pStyle w:val="Bibliography"/>
@@ -9130,7 +9128,7 @@
       <w:r>
         <w:t xml:space="preserve"> </w:t>
       </w:r>
-      <w:hyperlink r:id="rId50">
+      <w:hyperlink r:id="rId52">
         <w:r>
           <w:rPr>
             <w:rStyle w:val="Hyperlink"/>
@@ -9142,8 +9140,8 @@
         <w:t xml:space="preserve">.</w:t>
       </w:r>
     </w:p>
-    <w:bookmarkEnd w:id="51"/>
-    <w:bookmarkStart w:id="53" w:name="ref-efron1979bootstrap"/>
+    <w:bookmarkEnd w:id="53"/>
+    <w:bookmarkStart w:id="55" w:name="ref-efron1979bootstrap"/>
     <w:p>
       <w:pPr>
         <w:pStyle w:val="Bibliography"/>
@@ -9182,7 +9180,7 @@
       <w:r>
         <w:t xml:space="preserve"> </w:t>
       </w:r>
-      <w:hyperlink r:id="rId52">
+      <w:hyperlink r:id="rId54">
         <w:r>
           <w:rPr>
             <w:rStyle w:val="Hyperlink"/>
@@ -9194,8 +9192,8 @@
         <w:t xml:space="preserve">.</w:t>
       </w:r>
     </w:p>
-    <w:bookmarkEnd w:id="53"/>
-    <w:bookmarkStart w:id="55" w:name="ref-efron1993introduction"/>
+    <w:bookmarkEnd w:id="55"/>
+    <w:bookmarkStart w:id="57" w:name="ref-efron1993introduction"/>
     <w:p>
       <w:pPr>
         <w:pStyle w:val="Bibliography"/>
@@ -9228,7 +9226,7 @@
       <w:r>
         <w:t xml:space="preserve"> </w:t>
       </w:r>
-      <w:hyperlink r:id="rId54">
+      <w:hyperlink r:id="rId56">
         <w:r>
           <w:rPr>
             <w:rStyle w:val="Hyperlink"/>
@@ -9240,8 +9238,8 @@
         <w:t xml:space="preserve">.</w:t>
       </w:r>
     </w:p>
-    <w:bookmarkEnd w:id="55"/>
-    <w:bookmarkStart w:id="57" w:name="ref-wikipedia_resampling_statistics"/>
+    <w:bookmarkEnd w:id="57"/>
+    <w:bookmarkStart w:id="59" w:name="ref-wikipedia_resampling_statistics"/>
     <w:p>
       <w:pPr>
         <w:pStyle w:val="Bibliography"/>
@@ -9288,7 +9286,7 @@
       <w:r>
         <w:t xml:space="preserve"> </w:t>
       </w:r>
-      <w:hyperlink r:id="rId56">
+      <w:hyperlink r:id="rId58">
         <w:r>
           <w:rPr>
             <w:rStyle w:val="Hyperlink"/>
@@ -9297,8 +9295,8 @@
         </w:r>
       </w:hyperlink>
     </w:p>
-    <w:bookmarkEnd w:id="57"/>
-    <w:bookmarkStart w:id="59" w:name="ref-wikipedia_bootstrapping_statistics"/>
+    <w:bookmarkEnd w:id="59"/>
+    <w:bookmarkStart w:id="61" w:name="ref-wikipedia_bootstrapping_statistics"/>
     <w:p>
       <w:pPr>
         <w:pStyle w:val="Bibliography"/>
@@ -9345,7 +9343,7 @@
       <w:r>
         <w:t xml:space="preserve"> </w:t>
       </w:r>
-      <w:hyperlink r:id="rId58">
+      <w:hyperlink r:id="rId60">
         <w:r>
           <w:rPr>
             <w:rStyle w:val="Hyperlink"/>
@@ -9354,8 +9352,8 @@
         </w:r>
       </w:hyperlink>
     </w:p>
-    <w:bookmarkEnd w:id="59"/>
-    <w:bookmarkStart w:id="61" w:name="ref-wikipedia_standard_error"/>
+    <w:bookmarkEnd w:id="61"/>
+    <w:bookmarkStart w:id="63" w:name="ref-wikipedia_standard_error"/>
     <w:p>
       <w:pPr>
         <w:pStyle w:val="Bibliography"/>
@@ -9402,7 +9400,7 @@
       <w:r>
         <w:t xml:space="preserve"> </w:t>
       </w:r>
-      <w:hyperlink r:id="rId60">
+      <w:hyperlink r:id="rId62">
         <w:r>
           <w:rPr>
             <w:rStyle w:val="Hyperlink"/>
@@ -9411,8 +9409,8 @@
         </w:r>
       </w:hyperlink>
     </w:p>
-    <w:bookmarkEnd w:id="61"/>
-    <w:bookmarkStart w:id="62" w:name="ref-hoggtanis2015"/>
+    <w:bookmarkEnd w:id="63"/>
+    <w:bookmarkStart w:id="64" w:name="ref-hoggtanis2015"/>
     <w:p>
       <w:pPr>
         <w:pStyle w:val="Bibliography"/>
@@ -9443,8 +9441,8 @@
         <w:t xml:space="preserve">, Tenth edition. Boston: Pearson, 2019.</w:t>
       </w:r>
     </w:p>
-    <w:bookmarkEnd w:id="62"/>
-    <w:bookmarkStart w:id="64" w:name="ref-CaseBerg01"/>
+    <w:bookmarkEnd w:id="64"/>
+    <w:bookmarkStart w:id="66" w:name="ref-CaseBerg01"/>
     <w:p>
       <w:pPr>
         <w:pStyle w:val="Bibliography"/>
@@ -9477,7 +9475,7 @@
       <w:r>
         <w:t xml:space="preserve"> </w:t>
       </w:r>
-      <w:hyperlink r:id="rId63">
+      <w:hyperlink r:id="rId65">
         <w:r>
           <w:rPr>
             <w:rStyle w:val="Hyperlink"/>
@@ -9486,8 +9484,8 @@
         </w:r>
       </w:hyperlink>
     </w:p>
-    <w:bookmarkEnd w:id="64"/>
-    <w:bookmarkStart w:id="65" w:name="ref-rice2007mathematical"/>
+    <w:bookmarkEnd w:id="66"/>
+    <w:bookmarkStart w:id="67" w:name="ref-rice2007mathematical"/>
     <w:p>
       <w:pPr>
         <w:pStyle w:val="Bibliography"/>
@@ -9518,8 +9516,8 @@
         <w:t xml:space="preserve">, 3rd ed. Belmont, CA: Cengage Learning, 2007.</w:t>
       </w:r>
     </w:p>
-    <w:bookmarkEnd w:id="65"/>
-    <w:bookmarkStart w:id="67" w:name="ref-wikipedia_confidence_interval"/>
+    <w:bookmarkEnd w:id="67"/>
+    <w:bookmarkStart w:id="69" w:name="ref-wikipedia_confidence_interval"/>
     <w:p>
       <w:pPr>
         <w:pStyle w:val="Bibliography"/>
@@ -9566,7 +9564,7 @@
       <w:r>
         <w:t xml:space="preserve"> </w:t>
       </w:r>
-      <w:hyperlink r:id="rId66">
+      <w:hyperlink r:id="rId68">
         <w:r>
           <w:rPr>
             <w:rStyle w:val="Hyperlink"/>
@@ -9575,8 +9573,8 @@
         </w:r>
       </w:hyperlink>
     </w:p>
-    <w:bookmarkEnd w:id="67"/>
-    <w:bookmarkStart w:id="69" w:name="ref-davison1997bootstrap"/>
+    <w:bookmarkEnd w:id="69"/>
+    <w:bookmarkStart w:id="71" w:name="ref-davison1997bootstrap"/>
     <w:p>
       <w:pPr>
         <w:pStyle w:val="Bibliography"/>
@@ -9609,7 +9607,7 @@
       <w:r>
         <w:t xml:space="preserve"> </w:t>
       </w:r>
-      <w:hyperlink r:id="rId68">
+      <w:hyperlink r:id="rId70">
         <w:r>
           <w:rPr>
             <w:rStyle w:val="Hyperlink"/>
@@ -9621,9 +9619,9 @@
         <w:t xml:space="preserve">.</w:t>
       </w:r>
     </w:p>
-    <w:bookmarkEnd w:id="69"/>
-    <w:bookmarkEnd w:id="70"/>
     <w:bookmarkEnd w:id="71"/>
+    <w:bookmarkEnd w:id="72"/>
+    <w:bookmarkEnd w:id="73"/>
     <w:sectPr>
       <w:footnotePr>
         <w:numRestart w:val="eachSect"/>
